--- a/paper3/highlights.docx
+++ b/paper3/highlights.docx
@@ -4,30 +4,26 @@
   <w:body>
     <w:p>
       <w:pPr>
-        <w:spacing w:after="80"/>
+        <w:spacing w:after="200"/>
       </w:pPr>
       <w:r>
         <w:rPr>
           <w:b/>
           <w:bCs/>
-          <w:sz w:val="26"/>
-          <w:szCs w:val="26"/>
         </w:rPr>
         <w:t xml:space="preserve">Highlights</w:t>
       </w:r>
     </w:p>
     <w:p>
       <w:pPr>
-        <w:spacing w:after="240"/>
+        <w:spacing w:after="200"/>
       </w:pPr>
       <w:r>
         <w:rPr>
           <w:i/>
           <w:iCs/>
-          <w:sz w:val="20"/>
-          <w:szCs w:val="20"/>
-        </w:rPr>
-        <w:t xml:space="preserve">Similarity-Calibrated Conformal Prediction: a physics-derived, a-priori coverage certificate for prognostics under operating-regime transfer</w:t>
+        </w:rPr>
+        <w:t xml:space="preserve">Similarity-Calibrated Conformal prediction: data-free coverage guarantees for remaining-useful-life intervals under operating-regime transfer</w:t>
       </w:r>
     </w:p>
     <w:p>
@@ -35,12 +31,12 @@
         <w:pStyle w:val="ListParagraph"/>
         <w:numPr>
           <w:ilvl w:val="0"/>
-          <w:numId w:val="2"/>
+          <w:numId w:val="1"/>
         </w:numPr>
         <w:spacing w:after="120"/>
       </w:pPr>
       <w:r>
-        <w:t xml:space="preserve">Conformal RUL intervals silently miscover when the operating regime shifts</w:t>
+        <w:t xml:space="preserve">SCC restores conformal RUL coverage across operating regimes with no target data</w:t>
       </w:r>
     </w:p>
     <w:p>
@@ -48,12 +44,12 @@
         <w:pStyle w:val="ListParagraph"/>
         <w:numPr>
           <w:ilvl w:val="0"/>
-          <w:numId w:val="2"/>
+          <w:numId w:val="1"/>
         </w:numPr>
         <w:spacing w:after="120"/>
       </w:pPr>
       <w:r>
-        <w:t xml:space="preserve">SCC calibrates in a physics-derived dimensionless space to restore coverage</w:t>
+        <w:t xml:space="preserve">Calibration runs in a physics-derived dimensionless (Buckingham-Pi) coordinate</w:t>
       </w:r>
     </w:p>
     <w:p>
@@ -61,12 +57,12 @@
         <w:pStyle w:val="ListParagraph"/>
         <w:numPr>
           <w:ilvl w:val="0"/>
-          <w:numId w:val="2"/>
+          <w:numId w:val="1"/>
         </w:numPr>
         <w:spacing w:after="120"/>
       </w:pPr>
       <w:r>
-        <w:t xml:space="preserve">An a-priori certificate bounds the coverage gap from physical parameters alone</w:t>
+        <w:t xml:space="preserve">An a-priori bound gives the worst-case coverage shortfall from physical parameters</w:t>
       </w:r>
     </w:p>
     <w:p>
@@ -74,12 +70,12 @@
         <w:pStyle w:val="ListParagraph"/>
         <w:numPr>
           <w:ilvl w:val="0"/>
-          <w:numId w:val="2"/>
+          <w:numId w:val="1"/>
         </w:numPr>
         <w:spacing w:after="120"/>
       </w:pPr>
       <w:r>
-        <w:t xml:space="preserve">No target failure data and no density-ratio estimation are required</w:t>
+        <w:t xml:space="preserve">A runtime diagnostic flags when the premise holds, with a conservative fallback</w:t>
       </w:r>
     </w:p>
     <w:p>
@@ -87,12 +83,12 @@
         <w:pStyle w:val="ListParagraph"/>
         <w:numPr>
           <w:ilvl w:val="0"/>
-          <w:numId w:val="2"/>
+          <w:numId w:val="1"/>
         </w:numPr>
         <w:spacing w:after="120"/>
       </w:pPr>
       <w:r>
-        <w:t xml:space="preserve">A similitude diagnostic flags when the certificate's premise is unsupported</w:t>
+        <w:t xml:space="preserve">Recovers coverage where regime-blind conformal fails on a process-reliability testbed</w:t>
       </w:r>
     </w:p>
     <w:sectPr>
@@ -269,26 +265,8 @@
       </w:pPr>
     </w:lvl>
   </w:abstractNum>
-  <w:abstractNum w:abstractNumId="2" w15:restartNumberingAfterBreak="0">
-    <w:multiLevelType w:val="hybridMultilevel"/>
-    <w:lvl w:ilvl="0" w15:tentative="1">
-      <w:start w:val="1"/>
-      <w:numFmt w:val="bullet"/>
-      <w:lvlText w:val="•"/>
-      <w:lvlJc w:val="left"/>
-      <w:pPr>
-        <w:ind w:left="720" w:hanging="360"/>
-      </w:pPr>
-    </w:lvl>
-  </w:abstractNum>
   <w:num w:numId="1">
     <w:abstractNumId w:val="1"/>
-    <w:lvlOverride w:ilvl="0">
-      <w:startOverride w:val="1"/>
-    </w:lvlOverride>
-  </w:num>
-  <w:num w:numId="2">
-    <w:abstractNumId w:val="2"/>
     <w:lvlOverride w:ilvl="0">
       <w:startOverride w:val="1"/>
     </w:lvlOverride>
